--- a/Potenciometro con salida PWM/docs/Informe_tecnico_Potenciometro_PWM_ESP32-C6.docx
+++ b/Potenciometro con salida PWM/docs/Informe_tecnico_Potenciometro_PWM_ESP32-C6.docx
@@ -5407,13 +5407,21 @@
             </w:pPr>
             <w:r>
               <w:rPr>
-                <w:i/>
-                <w:iCs/>
-                <w:color w:val="1A1A1A"/>
-                <w:sz w:val="19"/>
-                <w:szCs w:val="19"/>
-              </w:rPr>
-              <w:t xml:space="preserve">pendiente de medir</w:t>
+                <w:b/>
+                <w:bCs/>
+                <w:color w:val="1A1A1A"/>
+                <w:sz w:val="19"/>
+                <w:szCs w:val="19"/>
+              </w:rPr>
+              <w:t xml:space="preserve">Cumple.</w:t>
+            </w:r>
+            <w:r>
+              <w:rPr>
+                <w:color w:val="1A1A1A"/>
+                <w:sz w:val="19"/>
+                <w:szCs w:val="19"/>
+              </w:rPr>
+              <w:t xml:space="preserve"> 100,0 % en las 87 muestras tomadas en el tope, con la misma lectura cruda de antes (3429–3437)</w:t>
             </w:r>
           </w:p>
         </w:tc>
@@ -5490,7 +5498,7 @@
                 <w:sz w:val="19"/>
                 <w:szCs w:val="19"/>
               </w:rPr>
-              <w:t xml:space="preserve">El brillo recorre de apagado a máximo sin saltos</w:t>
+              <w:t xml:space="preserve">El ciclo recorre de 0 a 100 % sin saltos</w:t>
             </w:r>
           </w:p>
         </w:tc>
@@ -5510,13 +5518,132 @@
             </w:pPr>
             <w:r>
               <w:rPr>
-                <w:i/>
-                <w:iCs/>
-                <w:color w:val="1A1A1A"/>
-                <w:sz w:val="19"/>
-                <w:szCs w:val="19"/>
-              </w:rPr>
-              <w:t xml:space="preserve">pendiente de medir</w:t>
+                <w:b/>
+                <w:bCs/>
+                <w:color w:val="1A1A1A"/>
+                <w:sz w:val="19"/>
+                <w:szCs w:val="19"/>
+              </w:rPr>
+              <w:t xml:space="preserve">Cumple.</w:t>
+            </w:r>
+            <w:r>
+              <w:rPr>
+                <w:color w:val="1A1A1A"/>
+                <w:sz w:val="19"/>
+                <w:szCs w:val="19"/>
+              </w:rPr>
+              <w:t xml:space="preserve"> Pasa de forma continua por valores intermedios (6,9 → 36 → 47 → 79 → 100 %)</w:t>
+            </w:r>
+          </w:p>
+        </w:tc>
+      </w:tr>
+      <w:tr>
+        <w:trPr>
+          <w:tblHeader w:val="false"/>
+        </w:trPr>
+        <w:tc>
+          <w:tcPr>
+            <w:tcW w:type="dxa" w:w="2256"/>
+            <w:tcMar>
+              <w:top w:type="dxa" w:w="80"/>
+              <w:left w:type="dxa" w:w="110"/>
+              <w:bottom w:type="dxa" w:w="80"/>
+              <w:right w:type="dxa" w:w="110"/>
+            </w:tcMar>
+          </w:tcPr>
+          <w:p>
+            <w:pPr>
+              <w:spacing w:after="0"/>
+            </w:pPr>
+            <w:r>
+              <w:rPr>
+                <w:color w:val="1A1A1A"/>
+                <w:sz w:val="19"/>
+                <w:szCs w:val="19"/>
+              </w:rPr>
+              <w:t xml:space="preserve">C4</w:t>
+            </w:r>
+          </w:p>
+        </w:tc>
+        <w:tc>
+          <w:tcPr>
+            <w:tcW w:type="dxa" w:w="2256"/>
+            <w:tcMar>
+              <w:top w:type="dxa" w:w="80"/>
+              <w:left w:type="dxa" w:w="110"/>
+              <w:bottom w:type="dxa" w:w="80"/>
+              <w:right w:type="dxa" w:w="110"/>
+            </w:tcMar>
+          </w:tcPr>
+          <w:p>
+            <w:pPr>
+              <w:spacing w:after="0"/>
+            </w:pPr>
+            <w:r>
+              <w:rPr>
+                <w:color w:val="1A1A1A"/>
+                <w:sz w:val="19"/>
+                <w:szCs w:val="19"/>
+              </w:rPr>
+              <w:t xml:space="preserve">Perilla quieta a la mitad</w:t>
+            </w:r>
+          </w:p>
+        </w:tc>
+        <w:tc>
+          <w:tcPr>
+            <w:tcW w:type="dxa" w:w="2256"/>
+            <w:tcMar>
+              <w:top w:type="dxa" w:w="80"/>
+              <w:left w:type="dxa" w:w="110"/>
+              <w:bottom w:type="dxa" w:w="80"/>
+              <w:right w:type="dxa" w:w="110"/>
+            </w:tcMar>
+          </w:tcPr>
+          <w:p>
+            <w:pPr>
+              <w:spacing w:after="0"/>
+            </w:pPr>
+            <w:r>
+              <w:rPr>
+                <w:color w:val="1A1A1A"/>
+                <w:sz w:val="19"/>
+                <w:szCs w:val="19"/>
+              </w:rPr>
+              <w:t xml:space="preserve">Ciclo estable</w:t>
+            </w:r>
+          </w:p>
+        </w:tc>
+        <w:tc>
+          <w:tcPr>
+            <w:tcW w:type="dxa" w:w="2258"/>
+            <w:tcMar>
+              <w:top w:type="dxa" w:w="80"/>
+              <w:left w:type="dxa" w:w="110"/>
+              <w:bottom w:type="dxa" w:w="80"/>
+              <w:right w:type="dxa" w:w="110"/>
+            </w:tcMar>
+          </w:tcPr>
+          <w:p>
+            <w:pPr>
+              <w:spacing w:after="0"/>
+            </w:pPr>
+            <w:r>
+              <w:rPr>
+                <w:b/>
+                <w:bCs/>
+                <w:color w:val="1A1A1A"/>
+                <w:sz w:val="19"/>
+                <w:szCs w:val="19"/>
+              </w:rPr>
+              <w:t xml:space="preserve">Cumple.</w:t>
+            </w:r>
+            <w:r>
+              <w:rPr>
+                <w:color w:val="1A1A1A"/>
+                <w:sz w:val="19"/>
+                <w:szCs w:val="19"/>
+              </w:rPr>
+              <w:t xml:space="preserve"> 53,9–54,2 % durante 27 s (cursor a ~1,78 V)</w:t>
             </w:r>
           </w:p>
         </w:tc>
@@ -5526,6 +5653,128 @@
       <w:pPr>
         <w:spacing w:after="180"/>
       </w:pPr>
+    </w:p>
+    <w:p>
+      <w:pPr>
+        <w:spacing w:after="140"/>
+      </w:pPr>
+      <w:r>
+        <w:rPr>
+          <w:color w:val="1A1A1A"/>
+        </w:rPr>
+        <w:t xml:space="preserve">La verificación se grabó en </w:t>
+      </w:r>
+      <w:r>
+        <w:rPr>
+          <w:rFonts w:ascii="Consolas" w:cs="Consolas" w:eastAsia="Consolas" w:hAnsi="Consolas"/>
+          <w:color w:val="9A3412"/>
+          <w:sz w:val="19"/>
+          <w:szCs w:val="19"/>
+          <w:shd w:fill="F2F2EF" w:val="clear"/>
+        </w:rPr>
+        <w:t xml:space="preserve">monitor_verificacion_calibrado.txt</w:t>
+      </w:r>
+      <w:r>
+        <w:rPr>
+          <w:color w:val="1A1A1A"/>
+        </w:rPr>
+        <w:t xml:space="preserve">: un minuto en el que la perilla sube al tope, baja al mínimo, vuelve a subir y se deja a la mitad.</w:t>
+      </w:r>
+    </w:p>
+    <w:p>
+      <w:pPr>
+        <w:spacing w:after="60" w:before="160"/>
+        <w:jc w:val="center"/>
+      </w:pPr>
+      <w:r>
+        <w:drawing>
+          <wp:inline distT="0" distB="0" distL="0" distR="0">
+            <wp:extent cx="4457700" cy="1866900"/>
+            <wp:effectExtent t="0" r="0" b="0" l="0"/>
+            <wp:docPr id="1" name="" descr="" title=""/>
+            <wp:cNvGraphicFramePr>
+              <a:graphicFrameLocks xmlns:a="http://schemas.openxmlformats.org/drawingml/2006/main" noChangeAspect="1"/>
+            </wp:cNvGraphicFramePr>
+            <a:graphic xmlns:a="http://schemas.openxmlformats.org/drawingml/2006/main">
+              <a:graphicData uri="http://schemas.openxmlformats.org/drawingml/2006/picture">
+                <pic:pic xmlns:pic="http://schemas.openxmlformats.org/drawingml/2006/picture">
+                  <pic:nvPicPr>
+                    <pic:cNvPr id="0" name="" descr=""/>
+                    <pic:cNvPicPr>
+                      <a:picLocks noChangeAspect="1" noChangeArrowheads="1"/>
+                    </pic:cNvPicPr>
+                  </pic:nvPicPr>
+                  <pic:blipFill>
+                    <a:blip r:embed="rId12" cstate="none"/>
+                    <a:srcRect/>
+                    <a:stretch>
+                      <a:fillRect/>
+                    </a:stretch>
+                  </pic:blipFill>
+                  <pic:spPr bwMode="auto">
+                    <a:xfrm>
+                      <a:off x="0" y="0"/>
+                      <a:ext cx="4457700" cy="1866900"/>
+                    </a:xfrm>
+                    <a:prstGeom prst="rect">
+                      <a:avLst/>
+                    </a:prstGeom>
+                  </pic:spPr>
+                </pic:pic>
+              </a:graphicData>
+            </a:graphic>
+          </wp:inline>
+        </w:drawing>
+      </w:r>
+    </w:p>
+    <w:p>
+      <w:pPr>
+        <w:spacing w:after="220"/>
+        <w:jc w:val="center"/>
+      </w:pPr>
+      <w:r>
+        <w:rPr>
+          <w:i/>
+          <w:iCs/>
+          <w:color w:val="52514E"/>
+          <w:sz w:val="17"/>
+          <w:szCs w:val="17"/>
+        </w:rPr>
+        <w:t xml:space="preserve">Figura 5. Ciclo de trabajo con la versión final. La línea discontinua es el máximo que se alcanzaba con la lectura cruda</w:t>
+      </w:r>
+    </w:p>
+    <w:p>
+      <w:pPr>
+        <w:spacing w:after="140"/>
+      </w:pPr>
+      <w:r>
+        <w:rPr>
+          <w:b/>
+          <w:bCs/>
+          <w:color w:val="1A1A1A"/>
+        </w:rPr>
+        <w:t xml:space="preserve">Lectura.</w:t>
+      </w:r>
+      <w:r>
+        <w:rPr>
+          <w:color w:val="1A1A1A"/>
+        </w:rPr>
+        <w:t xml:space="preserve"> En la misma posición del tope, con la misma lectura cruda de ~3433, el ciclo de trabajo pasa del </w:t>
+      </w:r>
+      <w:r>
+        <w:rPr>
+          <w:b/>
+          <w:bCs/>
+          <w:color w:val="1A1A1A"/>
+        </w:rPr>
+        <w:t xml:space="preserve">83,8 % al 100 %</w:t>
+      </w:r>
+      <w:r>
+        <w:rPr>
+          <w:color w:val="1A1A1A"/>
+        </w:rPr>
+        <w:t xml:space="preserve">. El LED recorre ahora todo su rango de brillo. En la figura 5, toda la parte de la curva por encima de la línea discontinua es brillo que la primera versión no podía dar.</w:t>
+      </w:r>
     </w:p>
     <w:p>
       <w:pPr>
@@ -7040,7 +7289,21 @@
         <w:rPr>
           <w:color w:val="1A1A1A"/>
         </w:rPr>
-        <w:t xml:space="preserve">) para calcular el ciclo de trabajo. Con ella, el tope de la perilla lleva el PWM al 100 % en cualquier ESP32‑C6.</w:t>
+        <w:t xml:space="preserve">) para calcular el ciclo de trabajo. Verificado en la placa: en la misma posición del tope, el PWM pasa del 83,8 % al </w:t>
+      </w:r>
+      <w:r>
+        <w:rPr>
+          <w:b/>
+          <w:bCs/>
+          <w:color w:val="1A1A1A"/>
+        </w:rPr>
+        <w:t xml:space="preserve">100 %</w:t>
+      </w:r>
+      <w:r>
+        <w:rPr>
+          <w:color w:val="1A1A1A"/>
+        </w:rPr>
+        <w:t xml:space="preserve">, y el ciclo recorre todo el rango de forma continua. Al usar la calibración propia de cada chip, sirve en cualquier ESP32‑C6.</w:t>
       </w:r>
     </w:p>
     <w:p>
@@ -7225,7 +7488,7 @@
                 <w:sz w:val="17"/>
                 <w:szCs w:val="17"/>
               </w:rPr>
-              <w:t xml:space="preserve">python scripts/graficas_placa.py    # figuras 3 y 4, desde los registros de la placa</w:t>
+              <w:t xml:space="preserve">python scripts/graficas_placa.py    # figuras 3, 4 y 5, desde los registros de la placa</w:t>
             </w:r>
           </w:p>
           <w:p>

--- a/Potenciometro con salida PWM/docs/Informe_tecnico_Potenciometro_PWM_ESP32-C6.docx
+++ b/Potenciometro con salida PWM/docs/Informe_tecnico_Potenciometro_PWM_ESP32-C6.docx
@@ -6795,249 +6795,202 @@
         <w:t xml:space="preserve">5.7 Evidencias</w:t>
       </w:r>
     </w:p>
-    <w:tbl>
-      <w:tblPr>
-        <w:tblW w:type="dxa" w:w="9026"/>
-        <w:tblBorders>
-          <w:top w:val="single" w:color="E0A100" w:sz="2"/>
-          <w:left w:val="single" w:color="E0A100" w:sz="2"/>
-          <w:bottom w:val="single" w:color="E0A100" w:sz="2"/>
-          <w:right w:val="single" w:color="E0A100" w:sz="2"/>
-          <w:insideH w:val="single" w:color="E0A100" w:sz="2"/>
-          <w:insideV w:val="single" w:color="E0A100" w:sz="2"/>
-        </w:tblBorders>
-      </w:tblPr>
-      <w:tblGrid>
-        <w:gridCol w:w="9026"/>
-      </w:tblGrid>
-      <w:tr>
-        <w:tc>
-          <w:tcPr>
-            <w:tcW w:type="dxa" w:w="9026"/>
-            <w:shd w:fill="FFF8E1" w:val="clear"/>
-            <w:tcMar>
-              <w:top w:type="dxa" w:w="260"/>
-              <w:left w:type="dxa" w:w="200"/>
-              <w:bottom w:type="dxa" w:w="260"/>
-              <w:right w:type="dxa" w:w="200"/>
-            </w:tcMar>
-          </w:tcPr>
-          <w:p>
-            <w:pPr>
-              <w:jc w:val="center"/>
-            </w:pPr>
-            <w:r>
-              <w:rPr>
-                <w:b/>
-                <w:bCs/>
-                <w:color w:val="8A6100"/>
-              </w:rPr>
-              <w:t xml:space="preserve">EVIDENCIA PENDIENTE: Montaje en la protoboard</w:t>
-            </w:r>
-          </w:p>
-          <w:p>
-            <w:pPr>
-              <w:jc w:val="center"/>
-            </w:pPr>
-            <w:r>
-              <w:rPr>
-                <w:color w:val="8A6100"/>
-                <w:sz w:val="17"/>
-                <w:szCs w:val="17"/>
-              </w:rPr>
-              <w:t xml:space="preserve">docs/evidencias/foto_montaje.jpg</w:t>
-            </w:r>
-          </w:p>
-        </w:tc>
-      </w:tr>
-    </w:tbl>
     <w:p>
       <w:pPr>
-        <w:spacing w:after="180"/>
-      </w:pPr>
+        <w:spacing w:after="60" w:before="160"/>
+        <w:jc w:val="center"/>
+      </w:pPr>
+      <w:r>
+        <w:drawing>
+          <wp:inline distT="0" distB="0" distL="0" distR="0">
+            <wp:extent cx="1895475" cy="4000500"/>
+            <wp:effectExtent t="0" r="0" b="0" l="0"/>
+            <wp:docPr id="1" name="" descr="" title=""/>
+            <wp:cNvGraphicFramePr>
+              <a:graphicFrameLocks xmlns:a="http://schemas.openxmlformats.org/drawingml/2006/main" noChangeAspect="1"/>
+            </wp:cNvGraphicFramePr>
+            <a:graphic xmlns:a="http://schemas.openxmlformats.org/drawingml/2006/main">
+              <a:graphicData uri="http://schemas.openxmlformats.org/drawingml/2006/picture">
+                <pic:pic xmlns:pic="http://schemas.openxmlformats.org/drawingml/2006/picture">
+                  <pic:nvPicPr>
+                    <pic:cNvPr id="0" name="" descr=""/>
+                    <pic:cNvPicPr>
+                      <a:picLocks noChangeAspect="1" noChangeArrowheads="1"/>
+                    </pic:cNvPicPr>
+                  </pic:nvPicPr>
+                  <pic:blipFill>
+                    <a:blip r:embed="rId13" cstate="none"/>
+                    <a:srcRect/>
+                    <a:stretch>
+                      <a:fillRect/>
+                    </a:stretch>
+                  </pic:blipFill>
+                  <pic:spPr bwMode="auto">
+                    <a:xfrm>
+                      <a:off x="0" y="0"/>
+                      <a:ext cx="1895475" cy="4000500"/>
+                    </a:xfrm>
+                    <a:prstGeom prst="rect">
+                      <a:avLst/>
+                    </a:prstGeom>
+                  </pic:spPr>
+                </pic:pic>
+              </a:graphicData>
+            </a:graphic>
+          </wp:inline>
+        </w:drawing>
+      </w:r>
     </w:p>
-    <w:tbl>
-      <w:tblPr>
-        <w:tblW w:type="dxa" w:w="9026"/>
-        <w:tblBorders>
-          <w:top w:val="single" w:color="E0A100" w:sz="2"/>
-          <w:left w:val="single" w:color="E0A100" w:sz="2"/>
-          <w:bottom w:val="single" w:color="E0A100" w:sz="2"/>
-          <w:right w:val="single" w:color="E0A100" w:sz="2"/>
-          <w:insideH w:val="single" w:color="E0A100" w:sz="2"/>
-          <w:insideV w:val="single" w:color="E0A100" w:sz="2"/>
-        </w:tblBorders>
-      </w:tblPr>
-      <w:tblGrid>
-        <w:gridCol w:w="9026"/>
-      </w:tblGrid>
-      <w:tr>
-        <w:tc>
-          <w:tcPr>
-            <w:tcW w:type="dxa" w:w="9026"/>
-            <w:shd w:fill="FFF8E1" w:val="clear"/>
-            <w:tcMar>
-              <w:top w:type="dxa" w:w="260"/>
-              <w:left w:type="dxa" w:w="200"/>
-              <w:bottom w:type="dxa" w:w="260"/>
-              <w:right w:type="dxa" w:w="200"/>
-            </w:tcMar>
-          </w:tcPr>
-          <w:p>
-            <w:pPr>
-              <w:jc w:val="center"/>
-            </w:pPr>
-            <w:r>
-              <w:rPr>
-                <w:b/>
-                <w:bCs/>
-                <w:color w:val="8A6100"/>
-              </w:rPr>
-              <w:t xml:space="preserve">EVIDENCIA PENDIENTE: Perilla al mínimo: LED apagado</w:t>
-            </w:r>
-          </w:p>
-          <w:p>
-            <w:pPr>
-              <w:jc w:val="center"/>
-            </w:pPr>
-            <w:r>
-              <w:rPr>
-                <w:color w:val="8A6100"/>
-                <w:sz w:val="17"/>
-                <w:szCs w:val="17"/>
-              </w:rPr>
-              <w:t xml:space="preserve">docs/evidencias/foto_led_minimo.jpg</w:t>
-            </w:r>
-          </w:p>
-        </w:tc>
-      </w:tr>
-    </w:tbl>
     <w:p>
       <w:pPr>
-        <w:spacing w:after="180"/>
-      </w:pPr>
+        <w:spacing w:after="220"/>
+        <w:jc w:val="center"/>
+      </w:pPr>
+      <w:r>
+        <w:rPr>
+          <w:i/>
+          <w:iCs/>
+          <w:color w:val="52514E"/>
+          <w:sz w:val="17"/>
+          <w:szCs w:val="17"/>
+        </w:rPr>
+        <w:t xml:space="preserve">Montaje en la protoboard, vista superior: potenciómetro, módulo LED RGB y placa ESP32-C6 conectada por el conector CH343 (UART)</w:t>
+      </w:r>
     </w:p>
-    <w:tbl>
-      <w:tblPr>
-        <w:tblW w:type="dxa" w:w="9026"/>
-        <w:tblBorders>
-          <w:top w:val="single" w:color="E0A100" w:sz="2"/>
-          <w:left w:val="single" w:color="E0A100" w:sz="2"/>
-          <w:bottom w:val="single" w:color="E0A100" w:sz="2"/>
-          <w:right w:val="single" w:color="E0A100" w:sz="2"/>
-          <w:insideH w:val="single" w:color="E0A100" w:sz="2"/>
-          <w:insideV w:val="single" w:color="E0A100" w:sz="2"/>
-        </w:tblBorders>
-      </w:tblPr>
-      <w:tblGrid>
-        <w:gridCol w:w="9026"/>
-      </w:tblGrid>
-      <w:tr>
-        <w:tc>
-          <w:tcPr>
-            <w:tcW w:type="dxa" w:w="9026"/>
-            <w:shd w:fill="FFF8E1" w:val="clear"/>
-            <w:tcMar>
-              <w:top w:type="dxa" w:w="260"/>
-              <w:left w:type="dxa" w:w="200"/>
-              <w:bottom w:type="dxa" w:w="260"/>
-              <w:right w:type="dxa" w:w="200"/>
-            </w:tcMar>
-          </w:tcPr>
-          <w:p>
-            <w:pPr>
-              <w:jc w:val="center"/>
-            </w:pPr>
-            <w:r>
-              <w:rPr>
-                <w:b/>
-                <w:bCs/>
-                <w:color w:val="8A6100"/>
-              </w:rPr>
-              <w:t xml:space="preserve">EVIDENCIA PENDIENTE: Perilla a la mitad: brillo intermedio</w:t>
-            </w:r>
-          </w:p>
-          <w:p>
-            <w:pPr>
-              <w:jc w:val="center"/>
-            </w:pPr>
-            <w:r>
-              <w:rPr>
-                <w:color w:val="8A6100"/>
-                <w:sz w:val="17"/>
-                <w:szCs w:val="17"/>
-              </w:rPr>
-              <w:t xml:space="preserve">docs/evidencias/foto_led_medio.jpg</w:t>
-            </w:r>
-          </w:p>
-        </w:tc>
-      </w:tr>
-    </w:tbl>
     <w:p>
       <w:pPr>
-        <w:spacing w:after="180"/>
-      </w:pPr>
+        <w:spacing w:after="60" w:before="160"/>
+        <w:jc w:val="center"/>
+      </w:pPr>
+      <w:r>
+        <w:drawing>
+          <wp:inline distT="0" distB="0" distL="0" distR="0">
+            <wp:extent cx="1895475" cy="4000500"/>
+            <wp:effectExtent t="0" r="0" b="0" l="0"/>
+            <wp:docPr id="1" name="" descr="" title=""/>
+            <wp:cNvGraphicFramePr>
+              <a:graphicFrameLocks xmlns:a="http://schemas.openxmlformats.org/drawingml/2006/main" noChangeAspect="1"/>
+            </wp:cNvGraphicFramePr>
+            <a:graphic xmlns:a="http://schemas.openxmlformats.org/drawingml/2006/main">
+              <a:graphicData uri="http://schemas.openxmlformats.org/drawingml/2006/picture">
+                <pic:pic xmlns:pic="http://schemas.openxmlformats.org/drawingml/2006/picture">
+                  <pic:nvPicPr>
+                    <pic:cNvPr id="0" name="" descr=""/>
+                    <pic:cNvPicPr>
+                      <a:picLocks noChangeAspect="1" noChangeArrowheads="1"/>
+                    </pic:cNvPicPr>
+                  </pic:nvPicPr>
+                  <pic:blipFill>
+                    <a:blip r:embed="rId14" cstate="none"/>
+                    <a:srcRect/>
+                    <a:stretch>
+                      <a:fillRect/>
+                    </a:stretch>
+                  </pic:blipFill>
+                  <pic:spPr bwMode="auto">
+                    <a:xfrm>
+                      <a:off x="0" y="0"/>
+                      <a:ext cx="1895475" cy="4000500"/>
+                    </a:xfrm>
+                    <a:prstGeom prst="rect">
+                      <a:avLst/>
+                    </a:prstGeom>
+                  </pic:spPr>
+                </pic:pic>
+              </a:graphicData>
+            </a:graphic>
+          </wp:inline>
+        </w:drawing>
+      </w:r>
     </w:p>
-    <w:tbl>
-      <w:tblPr>
-        <w:tblW w:type="dxa" w:w="9026"/>
-        <w:tblBorders>
-          <w:top w:val="single" w:color="E0A100" w:sz="2"/>
-          <w:left w:val="single" w:color="E0A100" w:sz="2"/>
-          <w:bottom w:val="single" w:color="E0A100" w:sz="2"/>
-          <w:right w:val="single" w:color="E0A100" w:sz="2"/>
-          <w:insideH w:val="single" w:color="E0A100" w:sz="2"/>
-          <w:insideV w:val="single" w:color="E0A100" w:sz="2"/>
-        </w:tblBorders>
-      </w:tblPr>
-      <w:tblGrid>
-        <w:gridCol w:w="9026"/>
-      </w:tblGrid>
-      <w:tr>
-        <w:tc>
-          <w:tcPr>
-            <w:tcW w:type="dxa" w:w="9026"/>
-            <w:shd w:fill="FFF8E1" w:val="clear"/>
-            <w:tcMar>
-              <w:top w:type="dxa" w:w="260"/>
-              <w:left w:type="dxa" w:w="200"/>
-              <w:bottom w:type="dxa" w:w="260"/>
-              <w:right w:type="dxa" w:w="200"/>
-            </w:tcMar>
-          </w:tcPr>
-          <w:p>
-            <w:pPr>
-              <w:jc w:val="center"/>
-            </w:pPr>
-            <w:r>
-              <w:rPr>
-                <w:b/>
-                <w:bCs/>
-                <w:color w:val="8A6100"/>
-              </w:rPr>
-              <w:t xml:space="preserve">EVIDENCIA PENDIENTE: Perilla al máximo: LED a pleno brillo</w:t>
-            </w:r>
-          </w:p>
-          <w:p>
-            <w:pPr>
-              <w:jc w:val="center"/>
-            </w:pPr>
-            <w:r>
-              <w:rPr>
-                <w:color w:val="8A6100"/>
-                <w:sz w:val="17"/>
-                <w:szCs w:val="17"/>
-              </w:rPr>
-              <w:t xml:space="preserve">docs/evidencias/foto_led_maximo.jpg</w:t>
-            </w:r>
-          </w:p>
-        </w:tc>
-      </w:tr>
-    </w:tbl>
     <w:p>
       <w:pPr>
-        <w:spacing w:after="180"/>
-      </w:pPr>
+        <w:spacing w:after="220"/>
+        <w:jc w:val="center"/>
+      </w:pPr>
+      <w:r>
+        <w:rPr>
+          <w:i/>
+          <w:iCs/>
+          <w:color w:val="52514E"/>
+          <w:sz w:val="17"/>
+          <w:szCs w:val="17"/>
+        </w:rPr>
+        <w:t xml:space="preserve">LED verde encendido, con el brillo regulado por el potenciómetro (primera posición de la perilla)</w:t>
+      </w:r>
+    </w:p>
+    <w:p>
+      <w:pPr>
+        <w:spacing w:after="60" w:before="160"/>
+        <w:jc w:val="center"/>
+      </w:pPr>
+      <w:r>
+        <w:drawing>
+          <wp:inline distT="0" distB="0" distL="0" distR="0">
+            <wp:extent cx="1895475" cy="4000500"/>
+            <wp:effectExtent t="0" r="0" b="0" l="0"/>
+            <wp:docPr id="1" name="" descr="" title=""/>
+            <wp:cNvGraphicFramePr>
+              <a:graphicFrameLocks xmlns:a="http://schemas.openxmlformats.org/drawingml/2006/main" noChangeAspect="1"/>
+            </wp:cNvGraphicFramePr>
+            <a:graphic xmlns:a="http://schemas.openxmlformats.org/drawingml/2006/main">
+              <a:graphicData uri="http://schemas.openxmlformats.org/drawingml/2006/picture">
+                <pic:pic xmlns:pic="http://schemas.openxmlformats.org/drawingml/2006/picture">
+                  <pic:nvPicPr>
+                    <pic:cNvPr id="0" name="" descr=""/>
+                    <pic:cNvPicPr>
+                      <a:picLocks noChangeAspect="1" noChangeArrowheads="1"/>
+                    </pic:cNvPicPr>
+                  </pic:nvPicPr>
+                  <pic:blipFill>
+                    <a:blip r:embed="rId15" cstate="none"/>
+                    <a:srcRect/>
+                    <a:stretch>
+                      <a:fillRect/>
+                    </a:stretch>
+                  </pic:blipFill>
+                  <pic:spPr bwMode="auto">
+                    <a:xfrm>
+                      <a:off x="0" y="0"/>
+                      <a:ext cx="1895475" cy="4000500"/>
+                    </a:xfrm>
+                    <a:prstGeom prst="rect">
+                      <a:avLst/>
+                    </a:prstGeom>
+                  </pic:spPr>
+                </pic:pic>
+              </a:graphicData>
+            </a:graphic>
+          </wp:inline>
+        </w:drawing>
+      </w:r>
+    </w:p>
+    <w:p>
+      <w:pPr>
+        <w:spacing w:after="220"/>
+        <w:jc w:val="center"/>
+      </w:pPr>
+      <w:r>
+        <w:rPr>
+          <w:i/>
+          <w:iCs/>
+          <w:color w:val="52514E"/>
+          <w:sz w:val="17"/>
+          <w:szCs w:val="17"/>
+        </w:rPr>
+        <w:t xml:space="preserve">LED verde encendido, con el brillo regulado por el potenciómetro (segunda posición de la perilla)</w:t>
+      </w:r>
+    </w:p>
+    <w:p>
+      <w:pPr>
+        <w:spacing w:after="140"/>
+      </w:pPr>
+      <w:r>
+        <w:rPr>
+          <w:color w:val="1A1A1A"/>
+        </w:rPr>
+        <w:t xml:space="preserve">Las dos fotos del LED se tomaron a oscuras con distintas posiciones de la perilla. El teléfono ajusta la exposición automáticamente, así que las fotos no sirven para comparar brillos. Los valores de ciclo de trabajo de cada posición son los medidos en 5.2 y 5.4.</w:t>
+      </w:r>
     </w:p>
     <w:p>
       <w:pPr>
